--- a/chapters/03-observational-studies.docx
+++ b/chapters/03-observational-studies.docx
@@ -5428,6 +5428,9 @@
           <w:p>
             <w:pPr>
               <w:pStyle w:val="BodyText"/>
+            </w:pPr>
+            <w:pPr>
+              <w:spacing w:before="16"/>
             </w:pPr>
             <w:r>
               <w:t xml:space="preserve">Fine Point 2.1 identified individual effects in crossover experiments (periods</w:t>
@@ -7741,6 +7744,9 @@
           <w:p>
             <w:pPr>
               <w:pStyle w:val="FirstParagraph"/>
+            </w:pPr>
+            <w:pPr>
+              <w:spacing w:after="16"/>
             </w:pPr>
             <w:r>
               <w:t xml:space="preserve">If only (i) holds, the same mean estimates</w:t>
@@ -17918,6 +17924,9 @@
             <w:pPr>
               <w:pStyle w:val="BodyText"/>
             </w:pPr>
+            <w:pPr>
+              <w:spacing w:before="16"/>
+            </w:pPr>
             <w:r>
               <w:t xml:space="preserve">“The effect of heart transplant”</w:t>
             </w:r>
@@ -18004,6 +18013,9 @@
             <w:pPr>
               <w:pStyle w:val="FirstParagraph"/>
             </w:pPr>
+            <w:pPr>
+              <w:spacing w:after="16"/>
+            </w:pPr>
             <w:r>
               <w:t xml:space="preserve">Interpretation (ii), an average of</w:t>
             </w:r>
@@ -18050,14 +18062,6 @@
         </w:tc>
       </w:tr>
     </w:tbl>
-    <w:p>
-      <w:pPr>
-        <w:pStyle w:val="BodyText"/>
-      </w:pPr>
-      <w:r>
-        <w:t xml:space="preserve"> </w:t>
-      </w:r>
-    </w:p>
     <w:tbl>
       <w:tblPr>
         <w:tblStyle w:val="Table"/>

--- a/chapters/03-observational-studies.docx
+++ b/chapters/03-observational-studies.docx
@@ -6290,6 +6290,9 @@
                       </m:rPr>
                       <m:t>=</m:t>
                     </m:r>
+                    <m:r>
+                      <m:t>​</m:t>
+                    </m:r>
                     <m:d>
                       <m:dPr>
                         <m:begChr m:val="("/>
@@ -6357,6 +6360,9 @@
                       </m:e>
                     </m:d>
                     <m:r>
+                      <m:t>​</m:t>
+                    </m:r>
+                    <m:r>
                       <m:rPr>
                         <m:sty m:val="p"/>
                       </m:rPr>
@@ -6632,6 +6638,9 @@
                         <m:sty m:val="p"/>
                       </m:rPr>
                       <m:t>=</m:t>
+                    </m:r>
+                    <m:r>
+                      <m:t>​</m:t>
                     </m:r>
                     <m:d>
                       <m:dPr>
@@ -6700,6 +6709,9 @@
                       </m:e>
                     </m:d>
                     <m:r>
+                      <m:t>​</m:t>
+                    </m:r>
+                    <m:r>
                       <m:rPr>
                         <m:sty m:val="p"/>
                       </m:rPr>
@@ -6893,10 +6905,12 @@
                   <m:e>
                     <m:r>
                       <m:rPr>
-                        <m:nor/>
                         <m:sty m:val="p"/>
                       </m:rPr>
                       <m:t>E</m:t>
+                    </m:r>
+                    <m:r>
+                      <m:t>​</m:t>
                     </m:r>
                     <m:d>
                       <m:dPr>
@@ -7041,6 +7055,9 @@
                       </m:e>
                     </m:d>
                     <m:r>
+                      <m:t>​</m:t>
+                    </m:r>
+                    <m:r>
                       <m:t>&amp;</m:t>
                     </m:r>
                     <m:r>
@@ -7051,10 +7068,12 @@
                     </m:r>
                     <m:r>
                       <m:rPr>
-                        <m:nor/>
                         <m:sty m:val="p"/>
                       </m:rPr>
                       <m:t>E</m:t>
+                    </m:r>
+                    <m:r>
+                      <m:t>​</m:t>
                     </m:r>
                     <m:d>
                       <m:dPr>
@@ -7186,6 +7205,9 @@
                         </m:sSub>
                       </m:e>
                     </m:d>
+                    <m:r>
+                      <m:t>​</m:t>
+                    </m:r>
                   </m:e>
                   <m:e>
                     <m:r>
@@ -7199,10 +7221,12 @@
                     </m:r>
                     <m:r>
                       <m:rPr>
-                        <m:nor/>
                         <m:sty m:val="p"/>
                       </m:rPr>
                       <m:t>E</m:t>
+                    </m:r>
+                    <m:r>
+                      <m:t>​</m:t>
                     </m:r>
                     <m:d>
                       <m:dPr>
@@ -7275,6 +7299,9 @@
                       </m:e>
                     </m:d>
                     <m:r>
+                      <m:t>​</m:t>
+                    </m:r>
+                    <m:r>
                       <m:rPr>
                         <m:sty m:val="p"/>
                       </m:rPr>
@@ -7282,10 +7309,12 @@
                     </m:r>
                     <m:r>
                       <m:rPr>
-                        <m:nor/>
                         <m:sty m:val="p"/>
                       </m:rPr>
                       <m:t>E</m:t>
+                    </m:r>
+                    <m:r>
+                      <m:t>​</m:t>
                     </m:r>
                     <m:d>
                       <m:dPr>
@@ -7357,6 +7386,9 @@
                         </m:r>
                       </m:e>
                     </m:d>
+                    <m:r>
+                      <m:t>​</m:t>
+                    </m:r>
                   </m:e>
                   <m:e>
                     <m:r>
@@ -7370,10 +7402,12 @@
                     </m:r>
                     <m:r>
                       <m:rPr>
-                        <m:nor/>
                         <m:sty m:val="p"/>
                       </m:rPr>
                       <m:t>E</m:t>
+                    </m:r>
+                    <m:r>
+                      <m:t>​</m:t>
                     </m:r>
                     <m:d>
                       <m:dPr>
@@ -7398,6 +7432,9 @@
                       </m:e>
                     </m:d>
                     <m:r>
+                      <m:t>​</m:t>
+                    </m:r>
+                    <m:r>
                       <m:rPr>
                         <m:sty m:val="p"/>
                       </m:rPr>
@@ -7405,10 +7442,12 @@
                     </m:r>
                     <m:r>
                       <m:rPr>
-                        <m:nor/>
                         <m:sty m:val="p"/>
                       </m:rPr>
                       <m:t>E</m:t>
+                    </m:r>
+                    <m:r>
+                      <m:t>​</m:t>
                     </m:r>
                     <m:d>
                       <m:dPr>
@@ -7433,14 +7472,19 @@
                       </m:e>
                     </m:d>
                     <m:r>
+                      <m:t>​</m:t>
+                    </m:r>
+                    <m:r>
                       <m:t> </m:t>
                     </m:r>
                     <m:r>
                       <m:rPr>
-                        <m:nor/>
                         <m:sty m:val="p"/>
                       </m:rPr>
                       <m:t>E</m:t>
+                    </m:r>
+                    <m:r>
+                      <m:t>​</m:t>
                     </m:r>
                     <m:d>
                       <m:dPr>
@@ -7489,6 +7533,9 @@
                       </m:e>
                     </m:d>
                     <m:r>
+                      <m:t>​</m:t>
+                    </m:r>
+                    <m:r>
                       <m:t>&amp;</m:t>
                     </m:r>
                     <m:r>
@@ -7609,10 +7656,12 @@
                     </m:r>
                     <m:r>
                       <m:rPr>
-                        <m:nor/>
                         <m:sty m:val="p"/>
                       </m:rPr>
                       <m:t>E</m:t>
+                    </m:r>
+                    <m:r>
+                      <m:t>​</m:t>
                     </m:r>
                     <m:d>
                       <m:dPr>
@@ -7637,6 +7686,9 @@
                       </m:e>
                     </m:d>
                     <m:r>
+                      <m:t>​</m:t>
+                    </m:r>
+                    <m:r>
                       <m:rPr>
                         <m:sty m:val="p"/>
                       </m:rPr>
@@ -7644,10 +7696,12 @@
                     </m:r>
                     <m:r>
                       <m:rPr>
-                        <m:nor/>
                         <m:sty m:val="p"/>
                       </m:rPr>
                       <m:t>E</m:t>
+                    </m:r>
+                    <m:r>
+                      <m:t>​</m:t>
                     </m:r>
                     <m:d>
                       <m:dPr>
@@ -7672,6 +7726,9 @@
                       </m:e>
                     </m:d>
                     <m:r>
+                      <m:t>​</m:t>
+                    </m:r>
+                    <m:r>
                       <m:rPr>
                         <m:sty m:val="p"/>
                       </m:rPr>
@@ -7703,10 +7760,12 @@
                     </m:r>
                     <m:r>
                       <m:rPr>
-                        <m:nor/>
                         <m:sty m:val="p"/>
                       </m:rPr>
                       <m:t>E</m:t>
+                    </m:r>
+                    <m:r>
+                      <m:t>​</m:t>
                     </m:r>
                     <m:d>
                       <m:dPr>
@@ -7731,6 +7790,9 @@
                       </m:e>
                     </m:d>
                     <m:r>
+                      <m:t>​</m:t>
+                    </m:r>
+                    <m:r>
                       <m:rPr>
                         <m:sty m:val="p"/>
                       </m:rPr>
@@ -7763,10 +7825,12 @@
               </m:r>
               <m:r>
                 <m:rPr>
-                  <m:nor/>
                   <m:sty m:val="p"/>
                 </m:rPr>
                 <m:t>E</m:t>
+              </m:r>
+              <m:r>
+                <m:t>​</m:t>
               </m:r>
               <m:d>
                 <m:dPr>
@@ -7794,6 +7858,9 @@
                 </m:e>
               </m:d>
               <m:r>
+                <m:t>​</m:t>
+              </m:r>
+              <m:r>
                 <m:rPr>
                   <m:sty m:val="p"/>
                 </m:rPr>
@@ -7801,10 +7868,12 @@
               </m:r>
               <m:r>
                 <m:rPr>
-                  <m:nor/>
                   <m:sty m:val="p"/>
                 </m:rPr>
                 <m:t>E</m:t>
+              </m:r>
+              <m:r>
+                <m:t>​</m:t>
               </m:r>
               <m:d>
                 <m:dPr>
@@ -7831,6 +7900,9 @@
                   </m:sSub>
                 </m:e>
               </m:d>
+              <m:r>
+                <m:t>​</m:t>
+              </m:r>
               <m:r>
                 <m:rPr>
                   <m:sty m:val="p"/>
@@ -8998,13 +9070,15 @@
                 <m:e>
                   <m:r>
                     <m:rPr>
-                      <m:nor/>
                       <m:sty m:val="p"/>
                     </m:rPr>
                     <m:t>E</m:t>
                   </m:r>
                 </m:e>
               </m:nary>
+              <m:r>
+                <m:t>​</m:t>
+              </m:r>
               <m:d>
                 <m:dPr>
                   <m:begChr m:val="["/>
@@ -9055,6 +9129,9 @@
                 </m:e>
               </m:d>
               <m:r>
+                <m:t>​</m:t>
+              </m:r>
+              <m:r>
                 <m:rPr>
                   <m:sty m:val="p"/>
                 </m:rPr>
@@ -9097,10 +9174,12 @@
             <m:oMath>
               <m:r>
                 <m:rPr>
-                  <m:nor/>
                   <m:sty m:val="p"/>
                 </m:rPr>
                 <m:t>E</m:t>
+              </m:r>
+              <m:r>
+                <m:t>​</m:t>
               </m:r>
               <m:d>
                 <m:dPr>
@@ -9151,6 +9230,9 @@
                   </m:r>
                 </m:e>
               </m:d>
+              <m:r>
+                <m:t>​</m:t>
+              </m:r>
             </m:oMath>
             <w:r>
               <w:t xml:space="preserve"> </w:t>
@@ -9239,10 +9321,12 @@
             <m:oMath>
               <m:r>
                 <m:rPr>
-                  <m:nor/>
                   <m:sty m:val="p"/>
                 </m:rPr>
                 <m:t>E</m:t>
+              </m:r>
+              <m:r>
+                <m:t>​</m:t>
               </m:r>
               <m:d>
                 <m:dPr>
@@ -9320,6 +9404,9 @@
                   </m:f>
                 </m:e>
               </m:d>
+              <m:r>
+                <m:t>​</m:t>
+              </m:r>
             </m:oMath>
             <w:r>
               <w:t xml:space="preserve"> </w:t>
@@ -9359,10 +9446,12 @@
             <m:oMath>
               <m:r>
                 <m:rPr>
-                  <m:nor/>
                   <m:sty m:val="p"/>
                 </m:rPr>
                 <m:t>E</m:t>
+              </m:r>
+              <m:r>
+                <m:t>​</m:t>
               </m:r>
               <m:d>
                 <m:dPr>
@@ -9440,6 +9529,9 @@
                   </m:f>
                 </m:e>
               </m:d>
+              <m:r>
+                <m:t>​</m:t>
+              </m:r>
             </m:oMath>
             <w:r>
               <w:t xml:space="preserve"> </w:t>
@@ -9632,10 +9724,12 @@
               <m:oMath>
                 <m:r>
                   <m:rPr>
-                    <m:nor/>
                     <m:sty m:val="p"/>
                   </m:rPr>
                   <m:t>E</m:t>
+                </m:r>
+                <m:r>
+                  <m:t>​</m:t>
                 </m:r>
                 <m:d>
                   <m:dPr>
@@ -9714,6 +9808,9 @@
                   </m:e>
                 </m:d>
                 <m:r>
+                  <m:t>​</m:t>
+                </m:r>
+                <m:r>
                   <m:rPr>
                     <m:sty m:val="p"/>
                   </m:rPr>
@@ -9784,13 +9881,15 @@
                   <m:e>
                     <m:r>
                       <m:rPr>
-                        <m:nor/>
                         <m:sty m:val="p"/>
                       </m:rPr>
                       <m:t>E</m:t>
                     </m:r>
                   </m:e>
                 </m:nary>
+                <m:r>
+                  <m:t>​</m:t>
+                </m:r>
                 <m:d>
                   <m:dPr>
                     <m:begChr m:val="["/>
@@ -9873,6 +9972,9 @@
                     </m:r>
                   </m:e>
                 </m:d>
+                <m:r>
+                  <m:t>​</m:t>
+                </m:r>
                 <m:r>
                   <m:rPr>
                     <m:sty m:val="p"/>
@@ -9961,10 +10063,12 @@
             <m:oMath>
               <m:r>
                 <m:rPr>
-                  <m:nor/>
                   <m:sty m:val="p"/>
                 </m:rPr>
                 <m:t>E</m:t>
+              </m:r>
+              <m:r>
+                <m:t>​</m:t>
               </m:r>
               <m:d>
                 <m:dPr>
@@ -10021,6 +10125,9 @@
                   </m:r>
                 </m:e>
               </m:d>
+              <m:r>
+                <m:t>​</m:t>
+              </m:r>
               <m:r>
                 <m:rPr>
                   <m:sty m:val="p"/>
@@ -13734,10 +13841,12 @@
       <m:oMath>
         <m:r>
           <m:rPr>
-            <m:nor/>
             <m:sty m:val="p"/>
           </m:rPr>
           <m:t>E</m:t>
+        </m:r>
+        <m:r>
+          <m:t>​</m:t>
         </m:r>
         <m:d>
           <m:dPr>
@@ -13794,6 +13903,9 @@
             </m:sSup>
           </m:e>
         </m:d>
+        <m:r>
+          <m:t>​</m:t>
+        </m:r>
       </m:oMath>
       <w:r>
         <w:t xml:space="preserve"> </w:t>

--- a/chapters/03-observational-studies.docx
+++ b/chapters/03-observational-studies.docx
@@ -6905,6 +6905,7 @@
                   <m:e>
                     <m:r>
                       <m:rPr>
+                        <m:scr m:val="double-struck"/>
                         <m:sty m:val="p"/>
                       </m:rPr>
                       <m:t>E</m:t>
@@ -7068,6 +7069,7 @@
                     </m:r>
                     <m:r>
                       <m:rPr>
+                        <m:scr m:val="double-struck"/>
                         <m:sty m:val="p"/>
                       </m:rPr>
                       <m:t>E</m:t>
@@ -7221,6 +7223,7 @@
                     </m:r>
                     <m:r>
                       <m:rPr>
+                        <m:scr m:val="double-struck"/>
                         <m:sty m:val="p"/>
                       </m:rPr>
                       <m:t>E</m:t>
@@ -7309,6 +7312,7 @@
                     </m:r>
                     <m:r>
                       <m:rPr>
+                        <m:scr m:val="double-struck"/>
                         <m:sty m:val="p"/>
                       </m:rPr>
                       <m:t>E</m:t>
@@ -7402,6 +7406,7 @@
                     </m:r>
                     <m:r>
                       <m:rPr>
+                        <m:scr m:val="double-struck"/>
                         <m:sty m:val="p"/>
                       </m:rPr>
                       <m:t>E</m:t>
@@ -7442,6 +7447,7 @@
                     </m:r>
                     <m:r>
                       <m:rPr>
+                        <m:scr m:val="double-struck"/>
                         <m:sty m:val="p"/>
                       </m:rPr>
                       <m:t>E</m:t>
@@ -7479,6 +7485,7 @@
                     </m:r>
                     <m:r>
                       <m:rPr>
+                        <m:scr m:val="double-struck"/>
                         <m:sty m:val="p"/>
                       </m:rPr>
                       <m:t>E</m:t>
@@ -7656,6 +7663,7 @@
                     </m:r>
                     <m:r>
                       <m:rPr>
+                        <m:scr m:val="double-struck"/>
                         <m:sty m:val="p"/>
                       </m:rPr>
                       <m:t>E</m:t>
@@ -7696,6 +7704,7 @@
                     </m:r>
                     <m:r>
                       <m:rPr>
+                        <m:scr m:val="double-struck"/>
                         <m:sty m:val="p"/>
                       </m:rPr>
                       <m:t>E</m:t>
@@ -7760,6 +7769,7 @@
                     </m:r>
                     <m:r>
                       <m:rPr>
+                        <m:scr m:val="double-struck"/>
                         <m:sty m:val="p"/>
                       </m:rPr>
                       <m:t>E</m:t>
@@ -7825,6 +7835,7 @@
               </m:r>
               <m:r>
                 <m:rPr>
+                  <m:scr m:val="double-struck"/>
                   <m:sty m:val="p"/>
                 </m:rPr>
                 <m:t>E</m:t>
@@ -7868,6 +7879,7 @@
               </m:r>
               <m:r>
                 <m:rPr>
+                  <m:scr m:val="double-struck"/>
                   <m:sty m:val="p"/>
                 </m:rPr>
                 <m:t>E</m:t>
@@ -9070,12 +9082,116 @@
                 <m:e>
                   <m:r>
                     <m:rPr>
+                      <m:scr m:val="double-struck"/>
                       <m:sty m:val="p"/>
                     </m:rPr>
                     <m:t>E</m:t>
                   </m:r>
+                  <m:r>
+                    <m:t>​</m:t>
+                  </m:r>
+                  <m:d>
+                    <m:dPr>
+                      <m:begChr m:val="["/>
+                      <m:sepChr m:val=""/>
+                      <m:endChr m:val="]"/>
+                      <m:grow/>
+                    </m:dPr>
+                    <m:e>
+                      <m:r>
+                        <m:t>Y</m:t>
+                      </m:r>
+                      <m:r>
+                        <m:rPr>
+                          <m:sty m:val="p"/>
+                        </m:rPr>
+                        <m:t>∣</m:t>
+                      </m:r>
+                      <m:r>
+                        <m:t>A</m:t>
+                      </m:r>
+                      <m:r>
+                        <m:rPr>
+                          <m:sty m:val="p"/>
+                        </m:rPr>
+                        <m:t>=</m:t>
+                      </m:r>
+                      <m:r>
+                        <m:t>a</m:t>
+                      </m:r>
+                      <m:r>
+                        <m:rPr>
+                          <m:sty m:val="p"/>
+                        </m:rPr>
+                        <m:t>,</m:t>
+                      </m:r>
+                      <m:r>
+                        <m:t>L</m:t>
+                      </m:r>
+                      <m:r>
+                        <m:rPr>
+                          <m:sty m:val="p"/>
+                        </m:rPr>
+                        <m:t>=</m:t>
+                      </m:r>
+                      <m:r>
+                        <m:t>l</m:t>
+                      </m:r>
+                    </m:e>
+                  </m:d>
+                  <m:r>
+                    <m:t>​</m:t>
+                  </m:r>
                 </m:e>
               </m:nary>
+              <m:r>
+                <m:rPr>
+                  <m:sty m:val="p"/>
+                </m:rPr>
+                <m:t>Pr</m:t>
+              </m:r>
+              <m:r>
+                <m:rPr>
+                  <m:sty m:val="p"/>
+                </m:rPr>
+                <m:t>[</m:t>
+              </m:r>
+              <m:r>
+                <m:t>L</m:t>
+              </m:r>
+              <m:r>
+                <m:rPr>
+                  <m:sty m:val="p"/>
+                </m:rPr>
+                <m:t>=</m:t>
+              </m:r>
+              <m:r>
+                <m:t>l</m:t>
+              </m:r>
+              <m:r>
+                <m:rPr>
+                  <m:sty m:val="p"/>
+                </m:rPr>
+                <m:t>]</m:t>
+              </m:r>
+            </m:oMath>
+            <w:r>
+              <w:t xml:space="preserve"> </w:t>
+            </w:r>
+            <w:r>
+              <w:t xml:space="preserve">is defined only if</w:t>
+            </w:r>
+            <w:r>
+              <w:t xml:space="preserve"> </w:t>
+            </w:r>
+            <m:oMath>
+              <m:r>
+                <m:rPr>
+                  <m:scr m:val="double-struck"/>
+                  <m:sty m:val="p"/>
+                </m:rPr>
+                <m:t>E</m:t>
+              </m:r>
               <m:r>
                 <m:t>​</m:t>
               </m:r>
@@ -9131,108 +9247,6 @@
               <m:r>
                 <m:t>​</m:t>
               </m:r>
-              <m:r>
-                <m:rPr>
-                  <m:sty m:val="p"/>
-                </m:rPr>
-                <m:t>Pr</m:t>
-              </m:r>
-              <m:r>
-                <m:rPr>
-                  <m:sty m:val="p"/>
-                </m:rPr>
-                <m:t>[</m:t>
-              </m:r>
-              <m:r>
-                <m:t>L</m:t>
-              </m:r>
-              <m:r>
-                <m:rPr>
-                  <m:sty m:val="p"/>
-                </m:rPr>
-                <m:t>=</m:t>
-              </m:r>
-              <m:r>
-                <m:t>l</m:t>
-              </m:r>
-              <m:r>
-                <m:rPr>
-                  <m:sty m:val="p"/>
-                </m:rPr>
-                <m:t>]</m:t>
-              </m:r>
-            </m:oMath>
-            <w:r>
-              <w:t xml:space="preserve"> </w:t>
-            </w:r>
-            <w:r>
-              <w:t xml:space="preserve">is defined only if</w:t>
-            </w:r>
-            <w:r>
-              <w:t xml:space="preserve"> </w:t>
-            </w:r>
-            <m:oMath>
-              <m:r>
-                <m:rPr>
-                  <m:sty m:val="p"/>
-                </m:rPr>
-                <m:t>E</m:t>
-              </m:r>
-              <m:r>
-                <m:t>​</m:t>
-              </m:r>
-              <m:d>
-                <m:dPr>
-                  <m:begChr m:val="["/>
-                  <m:sepChr m:val=""/>
-                  <m:endChr m:val="]"/>
-                  <m:grow/>
-                </m:dPr>
-                <m:e>
-                  <m:r>
-                    <m:t>Y</m:t>
-                  </m:r>
-                  <m:r>
-                    <m:rPr>
-                      <m:sty m:val="p"/>
-                    </m:rPr>
-                    <m:t>∣</m:t>
-                  </m:r>
-                  <m:r>
-                    <m:t>A</m:t>
-                  </m:r>
-                  <m:r>
-                    <m:rPr>
-                      <m:sty m:val="p"/>
-                    </m:rPr>
-                    <m:t>=</m:t>
-                  </m:r>
-                  <m:r>
-                    <m:t>a</m:t>
-                  </m:r>
-                  <m:r>
-                    <m:rPr>
-                      <m:sty m:val="p"/>
-                    </m:rPr>
-                    <m:t>,</m:t>
-                  </m:r>
-                  <m:r>
-                    <m:t>L</m:t>
-                  </m:r>
-                  <m:r>
-                    <m:rPr>
-                      <m:sty m:val="p"/>
-                    </m:rPr>
-                    <m:t>=</m:t>
-                  </m:r>
-                  <m:r>
-                    <m:t>l</m:t>
-                  </m:r>
-                </m:e>
-              </m:d>
-              <m:r>
-                <m:t>​</m:t>
-              </m:r>
             </m:oMath>
             <w:r>
               <w:t xml:space="preserve"> </w:t>
@@ -9321,6 +9335,7 @@
             <m:oMath>
               <m:r>
                 <m:rPr>
+                  <m:scr m:val="double-struck"/>
                   <m:sty m:val="p"/>
                 </m:rPr>
                 <m:t>E</m:t>
@@ -9446,6 +9461,7 @@
             <m:oMath>
               <m:r>
                 <m:rPr>
+                  <m:scr m:val="double-struck"/>
                   <m:sty m:val="p"/>
                 </m:rPr>
                 <m:t>E</m:t>
@@ -9724,6 +9740,7 @@
               <m:oMath>
                 <m:r>
                   <m:rPr>
+                    <m:scr m:val="double-struck"/>
                     <m:sty m:val="p"/>
                   </m:rPr>
                   <m:t>E</m:t>
@@ -9881,100 +9898,101 @@
                   <m:e>
                     <m:r>
                       <m:rPr>
+                        <m:scr m:val="double-struck"/>
                         <m:sty m:val="p"/>
                       </m:rPr>
                       <m:t>E</m:t>
                     </m:r>
+                    <m:r>
+                      <m:t>​</m:t>
+                    </m:r>
+                    <m:d>
+                      <m:dPr>
+                        <m:begChr m:val="["/>
+                        <m:sepChr m:val=""/>
+                        <m:endChr m:val="]"/>
+                        <m:grow/>
+                      </m:dPr>
+                      <m:e>
+                        <m:r>
+                          <m:t>Y</m:t>
+                        </m:r>
+                        <m:r>
+                          <m:rPr>
+                            <m:sty m:val="p"/>
+                          </m:rPr>
+                          <m:t>∣</m:t>
+                        </m:r>
+                        <m:r>
+                          <m:t>A</m:t>
+                        </m:r>
+                        <m:r>
+                          <m:rPr>
+                            <m:sty m:val="p"/>
+                          </m:rPr>
+                          <m:t>=</m:t>
+                        </m:r>
+                        <m:r>
+                          <m:t>a</m:t>
+                        </m:r>
+                        <m:r>
+                          <m:rPr>
+                            <m:sty m:val="p"/>
+                          </m:rPr>
+                          <m:t>,</m:t>
+                        </m:r>
+                        <m:r>
+                          <m:t>L</m:t>
+                        </m:r>
+                        <m:r>
+                          <m:rPr>
+                            <m:sty m:val="p"/>
+                          </m:rPr>
+                          <m:t>=</m:t>
+                        </m:r>
+                        <m:r>
+                          <m:t>l</m:t>
+                        </m:r>
+                        <m:r>
+                          <m:rPr>
+                            <m:sty m:val="p"/>
+                          </m:rPr>
+                          <m:t>,</m:t>
+                        </m:r>
+                        <m:r>
+                          <m:t>L</m:t>
+                        </m:r>
+                        <m:r>
+                          <m:rPr>
+                            <m:sty m:val="p"/>
+                          </m:rPr>
+                          <m:t>∈</m:t>
+                        </m:r>
+                        <m:r>
+                          <m:t>Q</m:t>
+                        </m:r>
+                        <m:r>
+                          <m:rPr>
+                            <m:sty m:val="p"/>
+                          </m:rPr>
+                          <m:t>(</m:t>
+                        </m:r>
+                        <m:r>
+                          <m:t>a</m:t>
+                        </m:r>
+                        <m:r>
+                          <m:rPr>
+                            <m:sty m:val="p"/>
+                          </m:rPr>
+                          <m:t>)</m:t>
+                        </m:r>
+                      </m:e>
+                    </m:d>
+                    <m:r>
+                      <m:t>​</m:t>
+                    </m:r>
                   </m:e>
                 </m:nary>
-                <m:r>
-                  <m:t>​</m:t>
-                </m:r>
-                <m:d>
-                  <m:dPr>
-                    <m:begChr m:val="["/>
-                    <m:sepChr m:val=""/>
-                    <m:endChr m:val="]"/>
-                    <m:grow/>
-                  </m:dPr>
-                  <m:e>
-                    <m:r>
-                      <m:t>Y</m:t>
-                    </m:r>
-                    <m:r>
-                      <m:rPr>
-                        <m:sty m:val="p"/>
-                      </m:rPr>
-                      <m:t>∣</m:t>
-                    </m:r>
-                    <m:r>
-                      <m:t>A</m:t>
-                    </m:r>
-                    <m:r>
-                      <m:rPr>
-                        <m:sty m:val="p"/>
-                      </m:rPr>
-                      <m:t>=</m:t>
-                    </m:r>
-                    <m:r>
-                      <m:t>a</m:t>
-                    </m:r>
-                    <m:r>
-                      <m:rPr>
-                        <m:sty m:val="p"/>
-                      </m:rPr>
-                      <m:t>,</m:t>
-                    </m:r>
-                    <m:r>
-                      <m:t>L</m:t>
-                    </m:r>
-                    <m:r>
-                      <m:rPr>
-                        <m:sty m:val="p"/>
-                      </m:rPr>
-                      <m:t>=</m:t>
-                    </m:r>
-                    <m:r>
-                      <m:t>l</m:t>
-                    </m:r>
-                    <m:r>
-                      <m:rPr>
-                        <m:sty m:val="p"/>
-                      </m:rPr>
-                      <m:t>,</m:t>
-                    </m:r>
-                    <m:r>
-                      <m:t>L</m:t>
-                    </m:r>
-                    <m:r>
-                      <m:rPr>
-                        <m:sty m:val="p"/>
-                      </m:rPr>
-                      <m:t>∈</m:t>
-                    </m:r>
-                    <m:r>
-                      <m:t>Q</m:t>
-                    </m:r>
-                    <m:r>
-                      <m:rPr>
-                        <m:sty m:val="p"/>
-                      </m:rPr>
-                      <m:t>(</m:t>
-                    </m:r>
-                    <m:r>
-                      <m:t>a</m:t>
-                    </m:r>
-                    <m:r>
-                      <m:rPr>
-                        <m:sty m:val="p"/>
-                      </m:rPr>
-                      <m:t>)</m:t>
-                    </m:r>
-                  </m:e>
-                </m:d>
-                <m:r>
-                  <m:t>​</m:t>
-                </m:r>
                 <m:r>
                   <m:rPr>
                     <m:sty m:val="p"/>
@@ -10063,6 +10081,7 @@
             <m:oMath>
               <m:r>
                 <m:rPr>
+                  <m:scr m:val="double-struck"/>
                   <m:sty m:val="p"/>
                 </m:rPr>
                 <m:t>E</m:t>
@@ -13841,6 +13860,7 @@
       <m:oMath>
         <m:r>
           <m:rPr>
+            <m:scr m:val="double-struck"/>
             <m:sty m:val="p"/>
           </m:rPr>
           <m:t>E</m:t>
